--- a/assets/Grupo_11.docx
+++ b/assets/Grupo_11.docx
@@ -45,7 +45,7 @@
           <w:szCs w:val="36"/>
           <w:lang w:val="es-ES"/>
         </w:rPr>
-        <w:t>Reporte Proyecto Parcial – PAO 1 202</w:t>
+        <w:t xml:space="preserve">Reporte Proyecto Parcial – PAO </w:t>
       </w:r>
       <w:r>
         <w:rPr>
@@ -55,7 +55,17 @@
           <w:szCs w:val="36"/>
           <w:lang w:val="es-ES"/>
         </w:rPr>
-        <w:t>1</w:t>
+        <w:t>2</w:t>
+      </w:r>
+      <w:r>
+        <w:rPr>
+          <w:b/>
+          <w:bCs/>
+          <w:sz w:val="36"/>
+          <w:szCs w:val="36"/>
+          <w:lang w:val="es-ES"/>
+        </w:rPr>
+        <w:t xml:space="preserve"> 2021</w:t>
       </w:r>
     </w:p>
     <w:p>
@@ -375,7 +385,7 @@
         <w:rPr/>
         <w:drawing>
           <wp:inline distT="0" distB="0" distL="0" distR="0">
-            <wp:extent cx="5727700" cy="3204210"/>
+            <wp:extent cx="5422900" cy="3034030"/>
             <wp:effectExtent l="0" t="0" r="0" b="0"/>
             <wp:docPr id="1" name="Picture 2" descr="A picture containing sky&#10;&#10;Description automatically generated"/>
             <wp:cNvGraphicFramePr>
@@ -399,7 +409,7 @@
                   <pic:spPr bwMode="auto">
                     <a:xfrm>
                       <a:off x="0" y="0"/>
-                      <a:ext cx="5727700" cy="3204210"/>
+                      <a:ext cx="5422900" cy="3034030"/>
                     </a:xfrm>
                     <a:prstGeom prst="rect">
                       <a:avLst/>
@@ -424,7 +434,13 @@
         <w:rPr>
           <w:lang w:val="es-ES"/>
         </w:rPr>
-        <w:t>Figura 1: Ventana de registro de usuario. Los datos son ingresados por teclado y se serializan en un archivo.</w:t>
+        <w:t xml:space="preserve">Figura 1: Ventana </w:t>
+      </w:r>
+      <w:r>
+        <w:rPr>
+          <w:lang w:val="es-ES"/>
+        </w:rPr>
+        <w:t>principal previa a inicia del juego de sopa de letras.</w:t>
       </w:r>
     </w:p>
     <w:p>
@@ -453,7 +469,7 @@
         <w:rPr/>
         <w:drawing>
           <wp:inline distT="0" distB="0" distL="0" distR="0">
-            <wp:extent cx="5727700" cy="3227705"/>
+            <wp:extent cx="5215890" cy="2939415"/>
             <wp:effectExtent l="0" t="0" r="0" b="0"/>
             <wp:docPr id="2" name="Picture 3" descr=""/>
             <wp:cNvGraphicFramePr>
@@ -477,7 +493,7 @@
                   <pic:spPr bwMode="auto">
                     <a:xfrm>
                       <a:off x="0" y="0"/>
-                      <a:ext cx="5727700" cy="3227705"/>
+                      <a:ext cx="5215890" cy="2939415"/>
                     </a:xfrm>
                     <a:prstGeom prst="rect">
                       <a:avLst/>
@@ -502,77 +518,37 @@
         <w:rPr>
           <w:lang w:val="es-ES"/>
         </w:rPr>
-        <w:t>Figura 2: Ventana de inicio de sesión. Las combinaciones de usuario y contraseña inválidas generan una ventana de error mostrada en la Figura 3.</w:t>
-      </w:r>
-    </w:p>
-    <w:p>
-      <w:pPr>
-        <w:pStyle w:val="Normal"/>
-        <w:jc w:val="both"/>
-        <w:rPr>
-          <w:lang w:val="es-ES"/>
-        </w:rPr>
-      </w:pPr>
-      <w:r>
-        <w:rPr>
-          <w:lang w:val="es-ES"/>
-        </w:rPr>
-      </w:r>
-    </w:p>
-    <w:p>
-      <w:pPr>
-        <w:pStyle w:val="Ttulo1"/>
-        <w:spacing w:before="0" w:after="240"/>
-        <w:rPr>
-          <w:b/>
-          <w:b/>
-          <w:bCs/>
-          <w:sz w:val="36"/>
-          <w:szCs w:val="36"/>
-          <w:lang w:val="es-EC"/>
-        </w:rPr>
-      </w:pPr>
-      <w:r>
-        <w:rPr>
-          <w:b/>
-          <w:bCs/>
-          <w:sz w:val="36"/>
-          <w:szCs w:val="36"/>
-          <w:lang w:val="es-EC"/>
-        </w:rPr>
-        <w:t xml:space="preserve">Clase Principal: </w:t>
-      </w:r>
-    </w:p>
-    <w:p>
-      <w:pPr>
-        <w:pStyle w:val="Normal"/>
-        <w:jc w:val="both"/>
-        <w:rPr>
-          <w:lang w:val="es-ES"/>
-        </w:rPr>
-      </w:pPr>
-      <w:r>
-        <w:rPr>
-          <w:lang w:val="es-ES"/>
-        </w:rPr>
-        <w:t>Incluir aquí una imagen de su clase principal. Ejemplo:</w:t>
-      </w:r>
-    </w:p>
-    <w:p>
-      <w:pPr>
-        <w:pStyle w:val="Normal"/>
-        <w:jc w:val="both"/>
-        <w:rPr>
-          <w:lang w:val="es-ES"/>
-        </w:rPr>
-      </w:pPr>
-      <w:r>
-        <w:rPr/>
+        <w:t xml:space="preserve">Figura 2: Ventana </w:t>
+      </w:r>
+      <w:r>
+        <w:rPr>
+          <w:lang w:val="es-ES"/>
+        </w:rPr>
+        <w:t>de Sopa de letras mostrando un tablero de 12x12.</w:t>
+      </w:r>
+    </w:p>
+    <w:p>
+      <w:pPr>
+        <w:pStyle w:val="Normal"/>
+        <w:jc w:val="both"/>
+        <w:rPr>
+          <w:lang w:val="es-ES"/>
+        </w:rPr>
+      </w:pPr>
+      <w:r>
         <w:drawing>
-          <wp:inline distT="0" distB="0" distL="0" distR="0">
-            <wp:extent cx="4016375" cy="3834765"/>
+          <wp:anchor behindDoc="0" distT="0" distB="0" distL="0" distR="0" simplePos="0" locked="0" layoutInCell="0" allowOverlap="1" relativeHeight="5">
+            <wp:simplePos x="0" y="0"/>
+            <wp:positionH relativeFrom="column">
+              <wp:align>center</wp:align>
+            </wp:positionH>
+            <wp:positionV relativeFrom="paragraph">
+              <wp:posOffset>635</wp:posOffset>
+            </wp:positionV>
+            <wp:extent cx="5731510" cy="4004310"/>
             <wp:effectExtent l="0" t="0" r="0" b="0"/>
-            <wp:docPr id="3" name="Picture 1" descr="A screenshot of a cell phone&#10;&#10;Description automatically generated"/>
+            <wp:wrapSquare wrapText="largest"/>
+            <wp:docPr id="3" name="Imagen1" descr=""/>
             <wp:cNvGraphicFramePr>
               <a:graphicFrameLocks xmlns:a="http://schemas.openxmlformats.org/drawingml/2006/main" noChangeAspect="1"/>
             </wp:cNvGraphicFramePr>
@@ -580,13 +556,186 @@
               <a:graphicData uri="http://schemas.openxmlformats.org/drawingml/2006/picture">
                 <pic:pic xmlns:pic="http://schemas.openxmlformats.org/drawingml/2006/picture">
                   <pic:nvPicPr>
-                    <pic:cNvPr id="3" name="Picture 1" descr="A screenshot of a cell phone&#10;&#10;Description automatically generated"/>
+                    <pic:cNvPr id="3" name="Imagen1" descr=""/>
                     <pic:cNvPicPr>
                       <a:picLocks noChangeAspect="1" noChangeArrowheads="1"/>
                     </pic:cNvPicPr>
                   </pic:nvPicPr>
                   <pic:blipFill>
                     <a:blip r:embed="rId4"/>
+                    <a:stretch>
+                      <a:fillRect/>
+                    </a:stretch>
+                  </pic:blipFill>
+                  <pic:spPr bwMode="auto">
+                    <a:xfrm>
+                      <a:off x="0" y="0"/>
+                      <a:ext cx="5731510" cy="4004310"/>
+                    </a:xfrm>
+                    <a:prstGeom prst="rect">
+                      <a:avLst/>
+                    </a:prstGeom>
+                  </pic:spPr>
+                </pic:pic>
+              </a:graphicData>
+            </a:graphic>
+          </wp:anchor>
+        </w:drawing>
+      </w:r>
+      <w:r>
+        <w:rPr>
+          <w:lang w:val="es-ES"/>
+        </w:rPr>
+        <w:t>Figura 3: Ventana emergente indicando que el jugador ya no puede seguir jugando por falta de intentos.</w:t>
+      </w:r>
+    </w:p>
+    <w:p>
+      <w:pPr>
+        <w:pStyle w:val="Normal"/>
+        <w:jc w:val="both"/>
+        <w:rPr>
+          <w:lang w:val="es-ES"/>
+        </w:rPr>
+      </w:pPr>
+      <w:r>
+        <w:rPr>
+          <w:lang w:val="es-ES"/>
+        </w:rPr>
+      </w:r>
+    </w:p>
+    <w:p>
+      <w:pPr>
+        <w:pStyle w:val="Normal"/>
+        <w:jc w:val="both"/>
+        <w:rPr>
+          <w:lang w:val="es-ES"/>
+        </w:rPr>
+      </w:pPr>
+      <w:r>
+        <w:drawing>
+          <wp:anchor behindDoc="0" distT="0" distB="0" distL="0" distR="0" simplePos="0" locked="0" layoutInCell="0" allowOverlap="1" relativeHeight="6">
+            <wp:simplePos x="0" y="0"/>
+            <wp:positionH relativeFrom="column">
+              <wp:align>center</wp:align>
+            </wp:positionH>
+            <wp:positionV relativeFrom="paragraph">
+              <wp:posOffset>635</wp:posOffset>
+            </wp:positionV>
+            <wp:extent cx="5731510" cy="3996055"/>
+            <wp:effectExtent l="0" t="0" r="0" b="0"/>
+            <wp:wrapSquare wrapText="largest"/>
+            <wp:docPr id="4" name="Imagen2" descr=""/>
+            <wp:cNvGraphicFramePr>
+              <a:graphicFrameLocks xmlns:a="http://schemas.openxmlformats.org/drawingml/2006/main" noChangeAspect="1"/>
+            </wp:cNvGraphicFramePr>
+            <a:graphic xmlns:a="http://schemas.openxmlformats.org/drawingml/2006/main">
+              <a:graphicData uri="http://schemas.openxmlformats.org/drawingml/2006/picture">
+                <pic:pic xmlns:pic="http://schemas.openxmlformats.org/drawingml/2006/picture">
+                  <pic:nvPicPr>
+                    <pic:cNvPr id="4" name="Imagen2" descr=""/>
+                    <pic:cNvPicPr>
+                      <a:picLocks noChangeAspect="1" noChangeArrowheads="1"/>
+                    </pic:cNvPicPr>
+                  </pic:nvPicPr>
+                  <pic:blipFill>
+                    <a:blip r:embed="rId5"/>
+                    <a:stretch>
+                      <a:fillRect/>
+                    </a:stretch>
+                  </pic:blipFill>
+                  <pic:spPr bwMode="auto">
+                    <a:xfrm>
+                      <a:off x="0" y="0"/>
+                      <a:ext cx="5731510" cy="3996055"/>
+                    </a:xfrm>
+                    <a:prstGeom prst="rect">
+                      <a:avLst/>
+                    </a:prstGeom>
+                  </pic:spPr>
+                </pic:pic>
+              </a:graphicData>
+            </a:graphic>
+          </wp:anchor>
+        </w:drawing>
+      </w:r>
+      <w:r>
+        <w:rPr>
+          <w:lang w:val="es-ES"/>
+        </w:rPr>
+        <w:t>Figura 4: Ventana emergente indicando que el jugador ya no tiene más comodines de insertar o eliminar filas.</w:t>
+      </w:r>
+      <w:r>
+        <w:br w:type="page"/>
+      </w:r>
+    </w:p>
+    <w:p>
+      <w:pPr>
+        <w:pStyle w:val="Ttulo1"/>
+        <w:spacing w:before="0" w:after="240"/>
+        <w:rPr>
+          <w:b/>
+          <w:b/>
+          <w:bCs/>
+          <w:sz w:val="36"/>
+          <w:szCs w:val="36"/>
+          <w:lang w:val="es-EC"/>
+        </w:rPr>
+      </w:pPr>
+      <w:r>
+        <w:rPr>
+          <w:b/>
+          <w:bCs/>
+          <w:sz w:val="36"/>
+          <w:szCs w:val="36"/>
+          <w:lang w:val="es-EC"/>
+        </w:rPr>
+        <w:t xml:space="preserve">Clase Principal: </w:t>
+      </w:r>
+    </w:p>
+    <w:p>
+      <w:pPr>
+        <w:pStyle w:val="Normal"/>
+        <w:jc w:val="both"/>
+        <w:rPr>
+          <w:lang w:val="es-ES"/>
+        </w:rPr>
+      </w:pPr>
+      <w:r>
+        <w:rPr>
+          <w:lang w:val="es-ES"/>
+        </w:rPr>
+        <w:t>Incluir aquí una imagen de su clase principal. Ejemplo:</w:t>
+      </w:r>
+    </w:p>
+    <w:p>
+      <w:pPr>
+        <w:pStyle w:val="Normal"/>
+        <w:jc w:val="both"/>
+        <w:rPr>
+          <w:lang w:val="es-ES"/>
+        </w:rPr>
+      </w:pPr>
+      <w:r>
+        <w:rPr/>
+        <w:drawing>
+          <wp:inline distT="0" distB="0" distL="0" distR="0">
+            <wp:extent cx="4016375" cy="3834765"/>
+            <wp:effectExtent l="0" t="0" r="0" b="0"/>
+            <wp:docPr id="5" name="Picture 1" descr="A screenshot of a cell phone&#10;&#10;Description automatically generated"/>
+            <wp:cNvGraphicFramePr>
+              <a:graphicFrameLocks xmlns:a="http://schemas.openxmlformats.org/drawingml/2006/main" noChangeAspect="1"/>
+            </wp:cNvGraphicFramePr>
+            <a:graphic xmlns:a="http://schemas.openxmlformats.org/drawingml/2006/main">
+              <a:graphicData uri="http://schemas.openxmlformats.org/drawingml/2006/picture">
+                <pic:pic xmlns:pic="http://schemas.openxmlformats.org/drawingml/2006/picture">
+                  <pic:nvPicPr>
+                    <pic:cNvPr id="5" name="Picture 1" descr="A screenshot of a cell phone&#10;&#10;Description automatically generated"/>
+                    <pic:cNvPicPr>
+                      <a:picLocks noChangeAspect="1" noChangeArrowheads="1"/>
+                    </pic:cNvPicPr>
+                  </pic:nvPicPr>
+                  <pic:blipFill>
+                    <a:blip r:embed="rId6"/>
                     <a:stretch>
                       <a:fillRect/>
                     </a:stretch>
@@ -686,17 +835,15 @@
         </w:rPr>
         <w:t xml:space="preserve">Indicar aquí la ULR del repositorio donde está alojado su código fuente: </w:t>
       </w:r>
-      <w:hyperlink r:id="rId6">
-        <w:r>
-          <w:rPr>
-            <w:rStyle w:val="EnlacedeInternet"/>
-            <w:rFonts w:cs="Calibri"/>
-            <w:color w:val="000000"/>
-            <w:lang w:val="es-EC"/>
-          </w:rPr>
-          <w:t>https://github.com/anntnzrb/ed-proyecto-p1</w:t>
-        </w:r>
-      </w:hyperlink>
+      <w:r>
+        <w:rPr>
+          <w:rStyle w:val="EnlacedeInternet"/>
+          <w:rFonts w:cs="Calibri"/>
+          <w:color w:val="000000"/>
+          <w:lang w:val="es-EC"/>
+        </w:rPr>
+        <w:t>https://github.com/anntnzrb/ed-proyecto-p1</w:t>
+      </w:r>
     </w:p>
     <w:p>
       <w:pPr>
@@ -710,7 +857,11 @@
         </w:rPr>
       </w:pPr>
       <w:r>
-        <w:rPr/>
+        <w:rPr>
+          <w:rFonts w:cs="Calibri"/>
+          <w:color w:val="000000"/>
+          <w:lang w:val="es-EC"/>
+        </w:rPr>
       </w:r>
     </w:p>
     <w:p>
@@ -825,43 +976,27 @@
           <w:color w:val="000000"/>
           <w:lang w:val="es-EC"/>
         </w:rPr>
-        <w:t>anntnzrb</w:t>
-      </w:r>
+        <w:t>anntnzrb: Juan Antonio González Orbe</w:t>
+      </w:r>
+    </w:p>
+    <w:p>
+      <w:pPr>
+        <w:pStyle w:val="Normal"/>
+        <w:spacing w:lineRule="auto" w:line="240" w:before="0" w:after="0"/>
+        <w:ind w:left="720" w:hanging="0"/>
+        <w:rPr>
+          <w:rFonts w:ascii="Calibri" w:hAnsi="Calibri" w:cs="Calibri"/>
+          <w:color w:val="000000"/>
+          <w:lang w:val="es-EC"/>
+        </w:rPr>
+      </w:pPr>
       <w:r>
         <w:rPr>
           <w:rFonts w:cs="Calibri"/>
           <w:color w:val="000000"/>
           <w:lang w:val="es-EC"/>
         </w:rPr>
-        <w:t>: Juan Antonio González Orbe</w:t>
-      </w:r>
-    </w:p>
-    <w:p>
-      <w:pPr>
-        <w:pStyle w:val="Normal"/>
-        <w:spacing w:lineRule="auto" w:line="240" w:before="0" w:after="0"/>
-        <w:ind w:left="720" w:hanging="0"/>
-        <w:rPr>
-          <w:rFonts w:ascii="Calibri" w:hAnsi="Calibri" w:cs="Calibri"/>
-          <w:color w:val="000000"/>
-          <w:lang w:val="es-EC"/>
-        </w:rPr>
-      </w:pPr>
-      <w:r>
-        <w:rPr>
-          <w:rFonts w:cs="Calibri"/>
-          <w:color w:val="000000"/>
-          <w:lang w:val="es-EC"/>
-        </w:rPr>
-        <w:t>STEVEN2199</w:t>
-      </w:r>
-      <w:r>
-        <w:rPr>
-          <w:rFonts w:cs="Calibri"/>
-          <w:color w:val="000000"/>
-          <w:lang w:val="es-EC"/>
-        </w:rPr>
-        <w:t>: Steven Guillermo Encalada Pincay</w:t>
+        <w:t>STEVEN2199: Steven Guillermo Encalada Pincay</w:t>
       </w:r>
     </w:p>
     <w:p>
@@ -1047,7 +1182,8 @@
           <w:p>
             <w:pPr>
               <w:pStyle w:val="Normal"/>
-              <w:widowControl/>
+              <w:widowControl w:val="false"/>
+              <w:suppressAutoHyphens w:val="true"/>
               <w:spacing w:before="0" w:after="0"/>
               <w:jc w:val="center"/>
               <w:rPr>
@@ -1056,9 +1192,7 @@
             </w:pPr>
             <w:r>
               <w:rPr>
-                <w:rFonts w:eastAsia="Calibri" w:cs=""/>
-                <w:kern w:val="0"/>
-                <w:lang w:val="en-GB" w:eastAsia="en-US" w:bidi="ar-SA"/>
+                <w:lang w:val="es-EC"/>
               </w:rPr>
             </w:r>
           </w:p>
@@ -1077,7 +1211,8 @@
           <w:p>
             <w:pPr>
               <w:pStyle w:val="Normal"/>
-              <w:widowControl/>
+              <w:widowControl w:val="false"/>
+              <w:suppressAutoHyphens w:val="true"/>
               <w:spacing w:before="0" w:after="0"/>
               <w:jc w:val="center"/>
               <w:rPr>
@@ -1109,7 +1244,8 @@
           <w:p>
             <w:pPr>
               <w:pStyle w:val="Normal"/>
-              <w:widowControl/>
+              <w:widowControl w:val="false"/>
+              <w:suppressAutoHyphens w:val="true"/>
               <w:spacing w:before="0" w:after="0"/>
               <w:jc w:val="center"/>
               <w:rPr>
@@ -1118,9 +1254,7 @@
             </w:pPr>
             <w:r>
               <w:rPr>
-                <w:rFonts w:eastAsia="Calibri" w:cs=""/>
-                <w:kern w:val="0"/>
-                <w:lang w:val="en-GB" w:eastAsia="en-US" w:bidi="ar-SA"/>
+                <w:lang w:val="es-EC"/>
               </w:rPr>
             </w:r>
           </w:p>
@@ -1134,7 +1268,8 @@
           <w:p>
             <w:pPr>
               <w:pStyle w:val="Normal"/>
-              <w:widowControl/>
+              <w:widowControl w:val="false"/>
+              <w:suppressAutoHyphens w:val="true"/>
               <w:spacing w:before="0" w:after="0"/>
               <w:jc w:val="center"/>
               <w:rPr>
@@ -1152,7 +1287,7 @@
                 <w:kern w:val="0"/>
                 <w:lang w:val="es-EC" w:eastAsia="en-US" w:bidi="ar-SA"/>
               </w:rPr>
-              <w:t>Nombre Integrante 1</w:t>
+              <w:t>Juan Antonio González Orbe</w:t>
             </w:r>
           </w:p>
         </w:tc>
@@ -1165,7 +1300,8 @@
           <w:p>
             <w:pPr>
               <w:pStyle w:val="Normal"/>
-              <w:widowControl/>
+              <w:widowControl w:val="false"/>
+              <w:suppressAutoHyphens w:val="true"/>
               <w:spacing w:before="0" w:after="0"/>
               <w:jc w:val="center"/>
               <w:rPr>
@@ -1183,7 +1319,7 @@
                 <w:kern w:val="0"/>
                 <w:lang w:val="es-EC" w:eastAsia="en-US" w:bidi="ar-SA"/>
               </w:rPr>
-              <w:t>Nombre Integrante 2</w:t>
+              <w:t>Steven Guillermo Encalada Pincay</w:t>
             </w:r>
           </w:p>
         </w:tc>
@@ -1196,7 +1332,8 @@
           <w:p>
             <w:pPr>
               <w:pStyle w:val="Normal"/>
-              <w:widowControl/>
+              <w:widowControl w:val="false"/>
+              <w:suppressAutoHyphens w:val="true"/>
               <w:spacing w:before="0" w:after="0"/>
               <w:jc w:val="center"/>
               <w:rPr>
@@ -1214,7 +1351,7 @@
                 <w:kern w:val="0"/>
                 <w:lang w:val="es-EC" w:eastAsia="en-US" w:bidi="ar-SA"/>
               </w:rPr>
-              <w:t>Nombre Integrante 3</w:t>
+              <w:t>Stefany Natalia Farias Mera</w:t>
             </w:r>
           </w:p>
         </w:tc>
@@ -1230,7 +1367,8 @@
           <w:p>
             <w:pPr>
               <w:pStyle w:val="Normal"/>
-              <w:widowControl/>
+              <w:widowControl w:val="false"/>
+              <w:suppressAutoHyphens w:val="true"/>
               <w:spacing w:before="0" w:after="0"/>
               <w:jc w:val="center"/>
               <w:rPr>
@@ -1261,7 +1399,8 @@
           <w:p>
             <w:pPr>
               <w:pStyle w:val="Normal"/>
-              <w:widowControl/>
+              <w:widowControl w:val="false"/>
+              <w:suppressAutoHyphens w:val="true"/>
               <w:spacing w:before="0" w:after="0"/>
               <w:jc w:val="center"/>
               <w:rPr>
@@ -1270,9 +1409,7 @@
             </w:pPr>
             <w:r>
               <w:rPr>
-                <w:rFonts w:eastAsia="Calibri" w:cs=""/>
-                <w:kern w:val="0"/>
-                <w:lang w:val="en-GB" w:eastAsia="en-US" w:bidi="ar-SA"/>
+                <w:lang w:val="es-EC"/>
               </w:rPr>
             </w:r>
           </w:p>
@@ -1286,7 +1423,8 @@
           <w:p>
             <w:pPr>
               <w:pStyle w:val="Normal"/>
-              <w:widowControl/>
+              <w:widowControl w:val="false"/>
+              <w:suppressAutoHyphens w:val="true"/>
               <w:spacing w:before="0" w:after="0"/>
               <w:jc w:val="center"/>
               <w:rPr>
@@ -1295,9 +1433,7 @@
             </w:pPr>
             <w:r>
               <w:rPr>
-                <w:rFonts w:eastAsia="Calibri" w:cs=""/>
-                <w:kern w:val="0"/>
-                <w:lang w:val="en-GB" w:eastAsia="en-US" w:bidi="ar-SA"/>
+                <w:lang w:val="es-EC"/>
               </w:rPr>
             </w:r>
           </w:p>
@@ -1311,7 +1447,8 @@
           <w:p>
             <w:pPr>
               <w:pStyle w:val="Normal"/>
-              <w:widowControl/>
+              <w:widowControl w:val="false"/>
+              <w:suppressAutoHyphens w:val="true"/>
               <w:spacing w:before="0" w:after="0"/>
               <w:jc w:val="center"/>
               <w:rPr>
@@ -1320,9 +1457,7 @@
             </w:pPr>
             <w:r>
               <w:rPr>
-                <w:rFonts w:eastAsia="Calibri" w:cs=""/>
-                <w:kern w:val="0"/>
-                <w:lang w:val="en-GB" w:eastAsia="en-US" w:bidi="ar-SA"/>
+                <w:lang w:val="es-EC"/>
               </w:rPr>
             </w:r>
           </w:p>
@@ -1339,7 +1474,8 @@
           <w:p>
             <w:pPr>
               <w:pStyle w:val="Normal"/>
-              <w:widowControl/>
+              <w:widowControl w:val="false"/>
+              <w:suppressAutoHyphens w:val="true"/>
               <w:spacing w:before="0" w:after="0"/>
               <w:jc w:val="center"/>
               <w:rPr>
@@ -1370,7 +1506,8 @@
           <w:p>
             <w:pPr>
               <w:pStyle w:val="Normal"/>
-              <w:widowControl/>
+              <w:widowControl w:val="false"/>
+              <w:suppressAutoHyphens w:val="true"/>
               <w:spacing w:before="0" w:after="0"/>
               <w:jc w:val="center"/>
               <w:rPr>
@@ -1379,11 +1516,8 @@
             </w:pPr>
             <w:r>
               <w:rPr>
-                <w:rFonts w:eastAsia="Calibri" w:cs=""/>
-                <w:kern w:val="0"/>
-                <w:lang w:val="es-EC" w:eastAsia="en-US" w:bidi="ar-SA"/>
-              </w:rPr>
-              <w:t>0.5</w:t>
+                <w:lang w:val="es-EC"/>
+              </w:rPr>
             </w:r>
           </w:p>
         </w:tc>
@@ -1396,7 +1530,8 @@
           <w:p>
             <w:pPr>
               <w:pStyle w:val="Normal"/>
-              <w:widowControl/>
+              <w:widowControl w:val="false"/>
+              <w:suppressAutoHyphens w:val="true"/>
               <w:spacing w:before="0" w:after="0"/>
               <w:jc w:val="center"/>
               <w:rPr>
@@ -1405,11 +1540,8 @@
             </w:pPr>
             <w:r>
               <w:rPr>
-                <w:rFonts w:eastAsia="Calibri" w:cs=""/>
-                <w:kern w:val="0"/>
-                <w:lang w:val="es-EC" w:eastAsia="en-US" w:bidi="ar-SA"/>
-              </w:rPr>
-              <w:t>1</w:t>
+                <w:lang w:val="es-EC"/>
+              </w:rPr>
             </w:r>
           </w:p>
         </w:tc>
@@ -1422,7 +1554,8 @@
           <w:p>
             <w:pPr>
               <w:pStyle w:val="Normal"/>
-              <w:widowControl/>
+              <w:widowControl w:val="false"/>
+              <w:suppressAutoHyphens w:val="true"/>
               <w:spacing w:before="0" w:after="0"/>
               <w:jc w:val="center"/>
               <w:rPr>
@@ -1431,11 +1564,8 @@
             </w:pPr>
             <w:r>
               <w:rPr>
-                <w:rFonts w:eastAsia="Calibri" w:cs=""/>
-                <w:kern w:val="0"/>
-                <w:lang w:val="es-EC" w:eastAsia="en-US" w:bidi="ar-SA"/>
-              </w:rPr>
-              <w:t>0.5</w:t>
+                <w:lang w:val="es-EC"/>
+              </w:rPr>
             </w:r>
           </w:p>
         </w:tc>
@@ -1451,7 +1581,8 @@
           <w:p>
             <w:pPr>
               <w:pStyle w:val="Normal"/>
-              <w:widowControl/>
+              <w:widowControl w:val="false"/>
+              <w:suppressAutoHyphens w:val="true"/>
               <w:spacing w:before="0" w:after="0"/>
               <w:jc w:val="center"/>
               <w:rPr>
@@ -1482,7 +1613,8 @@
           <w:p>
             <w:pPr>
               <w:pStyle w:val="Normal"/>
-              <w:widowControl/>
+              <w:widowControl w:val="false"/>
+              <w:suppressAutoHyphens w:val="true"/>
               <w:spacing w:before="0" w:after="0"/>
               <w:jc w:val="center"/>
               <w:rPr>
@@ -1491,9 +1623,7 @@
             </w:pPr>
             <w:r>
               <w:rPr>
-                <w:rFonts w:eastAsia="Calibri" w:cs=""/>
-                <w:kern w:val="0"/>
-                <w:lang w:val="en-GB" w:eastAsia="en-US" w:bidi="ar-SA"/>
+                <w:lang w:val="es-EC"/>
               </w:rPr>
             </w:r>
           </w:p>
@@ -1507,7 +1637,8 @@
           <w:p>
             <w:pPr>
               <w:pStyle w:val="Normal"/>
-              <w:widowControl/>
+              <w:widowControl w:val="false"/>
+              <w:suppressAutoHyphens w:val="true"/>
               <w:spacing w:before="0" w:after="0"/>
               <w:jc w:val="center"/>
               <w:rPr>
@@ -1516,9 +1647,7 @@
             </w:pPr>
             <w:r>
               <w:rPr>
-                <w:rFonts w:eastAsia="Calibri" w:cs=""/>
-                <w:kern w:val="0"/>
-                <w:lang w:val="en-GB" w:eastAsia="en-US" w:bidi="ar-SA"/>
+                <w:lang w:val="es-EC"/>
               </w:rPr>
             </w:r>
           </w:p>
@@ -1532,7 +1661,8 @@
           <w:p>
             <w:pPr>
               <w:pStyle w:val="Normal"/>
-              <w:widowControl/>
+              <w:widowControl w:val="false"/>
+              <w:suppressAutoHyphens w:val="true"/>
               <w:spacing w:before="0" w:after="0"/>
               <w:jc w:val="center"/>
               <w:rPr>
@@ -1541,9 +1671,7 @@
             </w:pPr>
             <w:r>
               <w:rPr>
-                <w:rFonts w:eastAsia="Calibri" w:cs=""/>
-                <w:kern w:val="0"/>
-                <w:lang w:val="en-GB" w:eastAsia="en-US" w:bidi="ar-SA"/>
+                <w:lang w:val="es-EC"/>
               </w:rPr>
             </w:r>
           </w:p>
@@ -1975,6 +2103,7 @@
     <w:rsid w:val="00361e3b"/>
     <w:pPr>
       <w:widowControl/>
+      <w:suppressAutoHyphens w:val="true"/>
       <w:bidi w:val="0"/>
       <w:spacing w:lineRule="auto" w:line="259" w:before="0" w:after="160"/>
       <w:jc w:val="left"/>
@@ -2136,12 +2265,13 @@
     <w:rsid w:val="00361e3b"/>
     <w:pPr>
       <w:widowControl/>
+      <w:suppressAutoHyphens w:val="true"/>
       <w:bidi w:val="0"/>
       <w:spacing w:before="0" w:after="0"/>
       <w:jc w:val="left"/>
     </w:pPr>
     <w:rPr>
-      <w:rFonts w:ascii="Calibri" w:hAnsi="Calibri" w:cs="Calibri" w:eastAsia="Calibri"/>
+      <w:rFonts w:ascii="Calibri" w:hAnsi="Calibri" w:eastAsia="Calibri" w:cs="Calibri"/>
       <w:color w:val="000000"/>
       <w:kern w:val="0"/>
       <w:sz w:val="24"/>
